--- a/outputs/14_交易复盘_2026-09-09.docx
+++ b/outputs/14_交易复盘_2026-09-09.docx
@@ -114,7 +114,7 @@
                 <w:rFonts w:ascii="Times New Roman" w:hAnsi="Times New Roman" w:eastAsia="宋体"/>
                 <w:sz w:val="20"/>
               </w:rPr>
-              <w:t>499.39万元</w:t>
+              <w:t>501.87万元</w:t>
             </w:r>
           </w:p>
         </w:tc>
@@ -152,7 +152,7 @@
                 <w:rFonts w:ascii="Times New Roman" w:hAnsi="Times New Roman" w:eastAsia="宋体"/>
                 <w:sz w:val="20"/>
               </w:rPr>
-              <w:t>-0.12%</w:t>
+              <w:t>+0.37%</w:t>
             </w:r>
           </w:p>
         </w:tc>
@@ -190,7 +190,7 @@
                 <w:rFonts w:ascii="Times New Roman" w:hAnsi="Times New Roman" w:eastAsia="宋体"/>
                 <w:sz w:val="20"/>
               </w:rPr>
-              <w:t>100.06万元（20.0%）</w:t>
+              <w:t>104.28万元（20.8%）</w:t>
             </w:r>
           </w:p>
         </w:tc>
@@ -228,7 +228,7 @@
                 <w:rFonts w:ascii="Times New Roman" w:hAnsi="Times New Roman" w:eastAsia="宋体"/>
                 <w:sz w:val="20"/>
               </w:rPr>
-              <w:t>4</w:t>
+              <w:t>6</w:t>
             </w:r>
           </w:p>
         </w:tc>
@@ -266,7 +266,7 @@
                 <w:rFonts w:ascii="Times New Roman" w:hAnsi="Times New Roman" w:eastAsia="宋体"/>
                 <w:sz w:val="20"/>
               </w:rPr>
-              <w:t>1000元</w:t>
+              <w:t>1606元</w:t>
             </w:r>
           </w:p>
         </w:tc>
@@ -286,20 +286,134 @@
         <w:t>二、已实现盈亏归因</w:t>
       </w:r>
     </w:p>
-    <w:p>
-      <w:pPr>
-        <w:spacing w:after="120" w:line="312" w:lineRule="auto"/>
-        <w:jc w:val="left"/>
-      </w:pPr>
-      <w:r>
-        <w:rPr>
-          <w:rFonts w:ascii="Times New Roman" w:hAnsi="Times New Roman" w:eastAsia="宋体"/>
-          <w:b w:val="0"/>
-          <w:sz w:val="24"/>
-        </w:rPr>
-        <w:t>暂无平仓交易。</w:t>
-      </w:r>
-    </w:p>
+    <w:tbl>
+      <w:tblPr>
+        <w:tblStyle w:val="TableGrid"/>
+        <w:tblW w:type="auto" w:w="0"/>
+        <w:jc w:val="center"/>
+        <w:tblLook w:firstColumn="1" w:firstRow="1" w:lastColumn="0" w:lastRow="0" w:noHBand="0" w:noVBand="1" w:val="04A0"/>
+      </w:tblPr>
+      <w:tblGrid>
+        <w:gridCol w:w="2880"/>
+        <w:gridCol w:w="2880"/>
+        <w:gridCol w:w="2880"/>
+      </w:tblGrid>
+      <w:tr>
+        <w:tc>
+          <w:tcPr>
+            <w:tcW w:type="dxa" w:w="2835"/>
+          </w:tcPr>
+          <w:p>
+            <w:pPr>
+              <w:jc w:val="center"/>
+            </w:pPr>
+            <w:r/>
+            <w:r>
+              <w:rPr>
+                <w:rFonts w:ascii="Times New Roman" w:hAnsi="Times New Roman" w:eastAsia="宋体"/>
+                <w:b/>
+                <w:sz w:val="20"/>
+              </w:rPr>
+              <w:t>证券</w:t>
+            </w:r>
+          </w:p>
+        </w:tc>
+        <w:tc>
+          <w:tcPr>
+            <w:tcW w:type="dxa" w:w="2835"/>
+          </w:tcPr>
+          <w:p>
+            <w:pPr>
+              <w:jc w:val="center"/>
+            </w:pPr>
+            <w:r/>
+            <w:r>
+              <w:rPr>
+                <w:rFonts w:ascii="Times New Roman" w:hAnsi="Times New Roman" w:eastAsia="宋体"/>
+                <w:b/>
+                <w:sz w:val="20"/>
+              </w:rPr>
+              <w:t>已实现盈亏(元)</w:t>
+            </w:r>
+          </w:p>
+        </w:tc>
+        <w:tc>
+          <w:tcPr>
+            <w:tcW w:type="dxa" w:w="1701"/>
+          </w:tcPr>
+          <w:p>
+            <w:pPr>
+              <w:jc w:val="center"/>
+            </w:pPr>
+            <w:r/>
+            <w:r>
+              <w:rPr>
+                <w:rFonts w:ascii="Times New Roman" w:hAnsi="Times New Roman" w:eastAsia="宋体"/>
+                <w:b/>
+                <w:sz w:val="20"/>
+              </w:rPr>
+              <w:t>结果</w:t>
+            </w:r>
+          </w:p>
+        </w:tc>
+      </w:tr>
+      <w:tr>
+        <w:tc>
+          <w:tcPr>
+            <w:tcW w:type="dxa" w:w="2835"/>
+          </w:tcPr>
+          <w:p>
+            <w:pPr>
+              <w:jc w:val="center"/>
+            </w:pPr>
+            <w:r/>
+            <w:r>
+              <w:rPr>
+                <w:rFonts w:ascii="Times New Roman" w:hAnsi="Times New Roman" w:eastAsia="宋体"/>
+                <w:sz w:val="20"/>
+              </w:rPr>
+              <w:t>601899</w:t>
+            </w:r>
+          </w:p>
+        </w:tc>
+        <w:tc>
+          <w:tcPr>
+            <w:tcW w:type="dxa" w:w="2835"/>
+          </w:tcPr>
+          <w:p>
+            <w:pPr>
+              <w:jc w:val="center"/>
+            </w:pPr>
+            <w:r/>
+            <w:r>
+              <w:rPr>
+                <w:rFonts w:ascii="Times New Roman" w:hAnsi="Times New Roman" w:eastAsia="宋体"/>
+                <w:sz w:val="20"/>
+              </w:rPr>
+              <w:t>-1712.0</w:t>
+            </w:r>
+          </w:p>
+        </w:tc>
+        <w:tc>
+          <w:tcPr>
+            <w:tcW w:type="dxa" w:w="1701"/>
+          </w:tcPr>
+          <w:p>
+            <w:pPr>
+              <w:jc w:val="center"/>
+            </w:pPr>
+            <w:r/>
+            <w:r>
+              <w:rPr>
+                <w:rFonts w:ascii="Times New Roman" w:hAnsi="Times New Roman" w:eastAsia="宋体"/>
+                <w:sz w:val="20"/>
+              </w:rPr>
+              <w:t>亏损</w:t>
+            </w:r>
+          </w:p>
+        </w:tc>
+      </w:tr>
+    </w:tbl>
     <w:p>
       <w:pPr>
         <w:spacing w:after="160" w:line="312" w:lineRule="auto"/>
@@ -514,7 +628,7 @@
                 <w:rFonts w:ascii="Times New Roman" w:hAnsi="Times New Roman" w:eastAsia="宋体"/>
                 <w:sz w:val="18"/>
               </w:rPr>
-              <w:t>4.638</w:t>
+              <w:t>4.637</w:t>
             </w:r>
           </w:p>
         </w:tc>
@@ -532,7 +646,7 @@
                 <w:rFonts w:ascii="Times New Roman" w:hAnsi="Times New Roman" w:eastAsia="宋体"/>
                 <w:sz w:val="18"/>
               </w:rPr>
-              <w:t>-777.0</w:t>
+              <w:t>-1036.0</w:t>
             </w:r>
           </w:p>
         </w:tc>
@@ -550,117 +664,7 @@
                 <w:rFonts w:ascii="Times New Roman" w:hAnsi="Times New Roman" w:eastAsia="宋体"/>
                 <w:sz w:val="18"/>
               </w:rPr>
-              <w:t>-0.06%</w:t>
-            </w:r>
-          </w:p>
-        </w:tc>
-      </w:tr>
-      <w:tr>
-        <w:tc>
-          <w:tcPr>
-            <w:tcW w:type="dxa" w:w="2268"/>
-          </w:tcPr>
-          <w:p>
-            <w:pPr>
-              <w:jc w:val="center"/>
-            </w:pPr>
-            <w:r/>
-            <w:r>
-              <w:rPr>
-                <w:rFonts w:ascii="Times New Roman" w:hAnsi="Times New Roman" w:eastAsia="宋体"/>
-                <w:sz w:val="18"/>
-              </w:rPr>
-              <w:t>长江电力</w:t>
-            </w:r>
-          </w:p>
-        </w:tc>
-        <w:tc>
-          <w:tcPr>
-            <w:tcW w:type="dxa" w:w="1361"/>
-          </w:tcPr>
-          <w:p>
-            <w:pPr>
-              <w:jc w:val="center"/>
-            </w:pPr>
-            <w:r/>
-            <w:r>
-              <w:rPr>
-                <w:rFonts w:ascii="Times New Roman" w:hAnsi="Times New Roman" w:eastAsia="宋体"/>
-                <w:sz w:val="18"/>
-              </w:rPr>
-              <w:t>13500</w:t>
-            </w:r>
-          </w:p>
-        </w:tc>
-        <w:tc>
-          <w:tcPr>
-            <w:tcW w:type="dxa" w:w="1247"/>
-          </w:tcPr>
-          <w:p>
-            <w:pPr>
-              <w:jc w:val="center"/>
-            </w:pPr>
-            <w:r/>
-            <w:r>
-              <w:rPr>
-                <w:rFonts w:ascii="Times New Roman" w:hAnsi="Times New Roman" w:eastAsia="宋体"/>
-                <w:sz w:val="18"/>
-              </w:rPr>
-              <w:t>27.87</w:t>
-            </w:r>
-          </w:p>
-        </w:tc>
-        <w:tc>
-          <w:tcPr>
-            <w:tcW w:type="dxa" w:w="1134"/>
-          </w:tcPr>
-          <w:p>
-            <w:pPr>
-              <w:jc w:val="center"/>
-            </w:pPr>
-            <w:r/>
-            <w:r>
-              <w:rPr>
-                <w:rFonts w:ascii="Times New Roman" w:hAnsi="Times New Roman" w:eastAsia="宋体"/>
-                <w:sz w:val="18"/>
-              </w:rPr>
-              <w:t>27.81</w:t>
-            </w:r>
-          </w:p>
-        </w:tc>
-        <w:tc>
-          <w:tcPr>
-            <w:tcW w:type="dxa" w:w="1701"/>
-          </w:tcPr>
-          <w:p>
-            <w:pPr>
-              <w:jc w:val="center"/>
-            </w:pPr>
-            <w:r/>
-            <w:r>
-              <w:rPr>
-                <w:rFonts w:ascii="Times New Roman" w:hAnsi="Times New Roman" w:eastAsia="宋体"/>
-                <w:sz w:val="18"/>
-              </w:rPr>
-              <w:t>-810.0</w:t>
-            </w:r>
-          </w:p>
-        </w:tc>
-        <w:tc>
-          <w:tcPr>
-            <w:tcW w:type="dxa" w:w="1134"/>
-          </w:tcPr>
-          <w:p>
-            <w:pPr>
-              <w:jc w:val="center"/>
-            </w:pPr>
-            <w:r/>
-            <w:r>
-              <w:rPr>
-                <w:rFonts w:ascii="Times New Roman" w:hAnsi="Times New Roman" w:eastAsia="宋体"/>
-                <w:sz w:val="18"/>
-              </w:rPr>
-              <w:t>-0.22%</w:t>
+              <w:t>-0.09%</w:t>
             </w:r>
           </w:p>
         </w:tc>
@@ -734,7 +738,7 @@
                 <w:rFonts w:ascii="Times New Roman" w:hAnsi="Times New Roman" w:eastAsia="宋体"/>
                 <w:sz w:val="18"/>
               </w:rPr>
-              <w:t>55.7</w:t>
+              <w:t>56.26</w:t>
             </w:r>
           </w:p>
         </w:tc>
@@ -752,7 +756,7 @@
                 <w:rFonts w:ascii="Times New Roman" w:hAnsi="Times New Roman" w:eastAsia="宋体"/>
                 <w:sz w:val="18"/>
               </w:rPr>
-              <w:t>-8904.0</w:t>
+              <w:t>2968.0</w:t>
             </w:r>
           </w:p>
         </w:tc>
@@ -770,7 +774,7 @@
                 <w:rFonts w:ascii="Times New Roman" w:hAnsi="Times New Roman" w:eastAsia="宋体"/>
                 <w:sz w:val="18"/>
               </w:rPr>
-              <w:t>-0.75%</w:t>
+              <w:t>+0.25%</w:t>
             </w:r>
           </w:p>
         </w:tc>
@@ -808,7 +812,7 @@
                 <w:rFonts w:ascii="Times New Roman" w:hAnsi="Times New Roman" w:eastAsia="宋体"/>
                 <w:sz w:val="18"/>
               </w:rPr>
-              <w:t>36500</w:t>
+              <w:t>35000</w:t>
             </w:r>
           </w:p>
         </w:tc>
@@ -826,7 +830,7 @@
                 <w:rFonts w:ascii="Times New Roman" w:hAnsi="Times New Roman" w:eastAsia="宋体"/>
                 <w:sz w:val="18"/>
               </w:rPr>
-              <w:t>33.75</w:t>
+              <w:t>33.954</w:t>
             </w:r>
           </w:p>
         </w:tc>
@@ -844,7 +848,7 @@
                 <w:rFonts w:ascii="Times New Roman" w:hAnsi="Times New Roman" w:eastAsia="宋体"/>
                 <w:sz w:val="18"/>
               </w:rPr>
-              <w:t>33.87</w:t>
+              <w:t>34.4</w:t>
             </w:r>
           </w:p>
         </w:tc>
@@ -862,7 +866,7 @@
                 <w:rFonts w:ascii="Times New Roman" w:hAnsi="Times New Roman" w:eastAsia="宋体"/>
                 <w:sz w:val="18"/>
               </w:rPr>
-              <w:t>4380.0</w:t>
+              <w:t>15609.0</w:t>
             </w:r>
           </w:p>
         </w:tc>
@@ -880,7 +884,117 @@
                 <w:rFonts w:ascii="Times New Roman" w:hAnsi="Times New Roman" w:eastAsia="宋体"/>
                 <w:sz w:val="18"/>
               </w:rPr>
-              <w:t>+0.36%</w:t>
+              <w:t>+1.31%</w:t>
+            </w:r>
+          </w:p>
+        </w:tc>
+      </w:tr>
+      <w:tr>
+        <w:tc>
+          <w:tcPr>
+            <w:tcW w:type="dxa" w:w="2268"/>
+          </w:tcPr>
+          <w:p>
+            <w:pPr>
+              <w:jc w:val="center"/>
+            </w:pPr>
+            <w:r/>
+            <w:r>
+              <w:rPr>
+                <w:rFonts w:ascii="Times New Roman" w:hAnsi="Times New Roman" w:eastAsia="宋体"/>
+                <w:sz w:val="18"/>
+              </w:rPr>
+              <w:t>长江电力</w:t>
+            </w:r>
+          </w:p>
+        </w:tc>
+        <w:tc>
+          <w:tcPr>
+            <w:tcW w:type="dxa" w:w="1361"/>
+          </w:tcPr>
+          <w:p>
+            <w:pPr>
+              <w:jc w:val="center"/>
+            </w:pPr>
+            <w:r/>
+            <w:r>
+              <w:rPr>
+                <w:rFonts w:ascii="Times New Roman" w:hAnsi="Times New Roman" w:eastAsia="宋体"/>
+                <w:sz w:val="18"/>
+              </w:rPr>
+              <w:t>13500</w:t>
+            </w:r>
+          </w:p>
+        </w:tc>
+        <w:tc>
+          <w:tcPr>
+            <w:tcW w:type="dxa" w:w="1247"/>
+          </w:tcPr>
+          <w:p>
+            <w:pPr>
+              <w:jc w:val="center"/>
+            </w:pPr>
+            <w:r/>
+            <w:r>
+              <w:rPr>
+                <w:rFonts w:ascii="Times New Roman" w:hAnsi="Times New Roman" w:eastAsia="宋体"/>
+                <w:sz w:val="18"/>
+              </w:rPr>
+              <w:t>27.839</w:t>
+            </w:r>
+          </w:p>
+        </w:tc>
+        <w:tc>
+          <w:tcPr>
+            <w:tcW w:type="dxa" w:w="1134"/>
+          </w:tcPr>
+          <w:p>
+            <w:pPr>
+              <w:jc w:val="center"/>
+            </w:pPr>
+            <w:r/>
+            <w:r>
+              <w:rPr>
+                <w:rFonts w:ascii="Times New Roman" w:hAnsi="Times New Roman" w:eastAsia="宋体"/>
+                <w:sz w:val="18"/>
+              </w:rPr>
+              <w:t>28.05</w:t>
+            </w:r>
+          </w:p>
+        </w:tc>
+        <w:tc>
+          <w:tcPr>
+            <w:tcW w:type="dxa" w:w="1701"/>
+          </w:tcPr>
+          <w:p>
+            <w:pPr>
+              <w:jc w:val="center"/>
+            </w:pPr>
+            <w:r/>
+            <w:r>
+              <w:rPr>
+                <w:rFonts w:ascii="Times New Roman" w:hAnsi="Times New Roman" w:eastAsia="宋体"/>
+                <w:sz w:val="18"/>
+              </w:rPr>
+              <w:t>2849.0</w:t>
+            </w:r>
+          </w:p>
+        </w:tc>
+        <w:tc>
+          <w:tcPr>
+            <w:tcW w:type="dxa" w:w="1134"/>
+          </w:tcPr>
+          <w:p>
+            <w:pPr>
+              <w:jc w:val="center"/>
+            </w:pPr>
+            <w:r/>
+            <w:r>
+              <w:rPr>
+                <w:rFonts w:ascii="Times New Roman" w:hAnsi="Times New Roman" w:eastAsia="宋体"/>
+                <w:sz w:val="18"/>
+              </w:rPr>
+              <w:t>+0.76%</w:t>
             </w:r>
           </w:p>
         </w:tc>
@@ -911,7 +1025,7 @@
           <w:b w:val="0"/>
           <w:sz w:val="24"/>
         </w:rPr>
-        <w:t>· 组合运行正常：持仓均处于纪律区间内，按计划继续持有观察</w:t>
+        <w:t>· 最差交易为601899（-1712元），需在后续复盘中检视买入依据是否充分</w:t>
       </w:r>
     </w:p>
     <w:sectPr>
